--- a/documentacion/entregables/Encuesta_Satisfaccion_MetaFit.docx
+++ b/documentacion/entregables/Encuesta_Satisfaccion_MetaFit.docx
@@ -103,7 +103,7 @@
         <w:spacing w:before="120" w:after="40"/>
         <w:jc w:val="center"/>
       </w:pPr>
-      <w:bookmarkStart w:id="1" w:name="_Toc243259352"/>
+      <w:bookmarkStart w:id="1" w:name="_Toc243478656"/>
       <w:r>
         <w:rPr>
           <w:rFonts w:ascii="Times New Roman" w:eastAsia="Times New Roman" w:hAnsi="Times New Roman" w:cs="Times New Roman"/>
@@ -428,12 +428,10 @@
           </w:tcPr>
           <w:p>
             <w:pPr>
-              <w:spacing w:before="0" w:after="40" w:line="240" w:lineRule="auto"/>
-            </w:pPr>
-            <w:r/>
+              <w:spacing w:after="40" w:line="240" w:lineRule="auto"/>
+            </w:pPr>
             <w:r>
               <w:rPr>
-                <w:rFonts w:ascii="Times New Roman" w:hAnsi="Times New Roman" w:cs="Times New Roman" w:eastAsia="Times New Roman"/>
                 <w:sz w:val="20"/>
               </w:rPr>
               <w:t>7</w:t>
@@ -481,7 +479,7 @@
         <w:spacing w:before="120" w:after="40"/>
         <w:jc w:val="center"/>
       </w:pPr>
-      <w:bookmarkStart w:id="2" w:name="_Toc243259353"/>
+      <w:bookmarkStart w:id="2" w:name="_Toc243478657"/>
       <w:r>
         <w:rPr>
           <w:rFonts w:ascii="Times New Roman" w:eastAsia="Times New Roman" w:hAnsi="Times New Roman" w:cs="Times New Roman"/>
@@ -732,7 +730,7 @@
         <w:spacing w:before="120" w:after="40"/>
         <w:jc w:val="center"/>
       </w:pPr>
-      <w:bookmarkStart w:id="3" w:name="_Toc243259354"/>
+      <w:bookmarkStart w:id="3" w:name="_Toc243478658"/>
       <w:r>
         <w:rPr>
           <w:rFonts w:ascii="Times New Roman" w:eastAsia="Times New Roman" w:hAnsi="Times New Roman" w:cs="Times New Roman"/>
@@ -963,7 +961,7 @@
         <w:spacing w:before="120" w:after="40"/>
         <w:jc w:val="center"/>
       </w:pPr>
-      <w:bookmarkStart w:id="4" w:name="_Toc243259355"/>
+      <w:bookmarkStart w:id="4" w:name="_Toc243478659"/>
       <w:r>
         <w:rPr>
           <w:rFonts w:ascii="Times New Roman" w:eastAsia="Times New Roman" w:hAnsi="Times New Roman" w:cs="Times New Roman"/>
@@ -996,7 +994,7 @@
       <w:r>
         <w:fldChar w:fldCharType="separate"/>
       </w:r>
-      <w:hyperlink w:anchor="_Toc243259352" w:history="1">
+      <w:hyperlink w:anchor="_Toc243478656" w:history="1">
         <w:r>
           <w:rPr>
             <w:rStyle w:val="Hipervnculo"/>
@@ -1023,7 +1021,7 @@
             <w:noProof/>
             <w:webHidden/>
           </w:rPr>
-          <w:instrText xml:space="preserve"> PAGEREF _Toc243259352 \h </w:instrText>
+          <w:instrText xml:space="preserve"> PAGEREF _Toc243478656 \h </w:instrText>
         </w:r>
         <w:r>
           <w:rPr>
@@ -1068,7 +1066,7 @@
           <w:lang w:val="es-VE" w:eastAsia="es-VE"/>
         </w:rPr>
       </w:pPr>
-      <w:hyperlink w:anchor="_Toc243259353" w:history="1">
+      <w:hyperlink w:anchor="_Toc243478657" w:history="1">
         <w:r>
           <w:rPr>
             <w:rStyle w:val="Hipervnculo"/>
@@ -1095,7 +1093,7 @@
             <w:noProof/>
             <w:webHidden/>
           </w:rPr>
-          <w:instrText xml:space="preserve"> PAGEREF _Toc243259353 \h </w:instrText>
+          <w:instrText xml:space="preserve"> PAGEREF _Toc243478657 \h </w:instrText>
         </w:r>
         <w:r>
           <w:rPr>
@@ -1140,7 +1138,7 @@
           <w:lang w:val="es-VE" w:eastAsia="es-VE"/>
         </w:rPr>
       </w:pPr>
-      <w:hyperlink w:anchor="_Toc243259354" w:history="1">
+      <w:hyperlink w:anchor="_Toc243478658" w:history="1">
         <w:r>
           <w:rPr>
             <w:rStyle w:val="Hipervnculo"/>
@@ -1167,7 +1165,7 @@
             <w:noProof/>
             <w:webHidden/>
           </w:rPr>
-          <w:instrText xml:space="preserve"> PAGEREF _Toc243259354 \h </w:instrText>
+          <w:instrText xml:space="preserve"> PAGEREF _Toc243478658 \h </w:instrText>
         </w:r>
         <w:r>
           <w:rPr>
@@ -1212,7 +1210,7 @@
           <w:lang w:val="es-VE" w:eastAsia="es-VE"/>
         </w:rPr>
       </w:pPr>
-      <w:hyperlink w:anchor="_Toc243259355" w:history="1">
+      <w:hyperlink w:anchor="_Toc243478659" w:history="1">
         <w:r>
           <w:rPr>
             <w:rStyle w:val="Hipervnculo"/>
@@ -1239,7 +1237,7 @@
             <w:noProof/>
             <w:webHidden/>
           </w:rPr>
-          <w:instrText xml:space="preserve"> PAGEREF _Toc243259355 \h </w:instrText>
+          <w:instrText xml:space="preserve"> PAGEREF _Toc243478659 \h </w:instrText>
         </w:r>
         <w:r>
           <w:rPr>
@@ -1284,7 +1282,7 @@
           <w:lang w:val="es-VE" w:eastAsia="es-VE"/>
         </w:rPr>
       </w:pPr>
-      <w:hyperlink w:anchor="_Toc243259356" w:history="1">
+      <w:hyperlink w:anchor="_Toc243478660" w:history="1">
         <w:r>
           <w:rPr>
             <w:rStyle w:val="Hipervnculo"/>
@@ -1311,7 +1309,7 @@
             <w:noProof/>
             <w:webHidden/>
           </w:rPr>
-          <w:instrText xml:space="preserve"> PAGEREF _Toc243259356 \h </w:instrText>
+          <w:instrText xml:space="preserve"> PAGEREF _Toc243478660 \h </w:instrText>
         </w:r>
         <w:r>
           <w:rPr>
@@ -1356,7 +1354,7 @@
           <w:lang w:val="es-VE" w:eastAsia="es-VE"/>
         </w:rPr>
       </w:pPr>
-      <w:hyperlink w:anchor="_Toc243259357" w:history="1">
+      <w:hyperlink w:anchor="_Toc243478661" w:history="1">
         <w:r>
           <w:rPr>
             <w:rStyle w:val="Hipervnculo"/>
@@ -1383,7 +1381,7 @@
             <w:noProof/>
             <w:webHidden/>
           </w:rPr>
-          <w:instrText xml:space="preserve"> PAGEREF _Toc243259357 \h </w:instrText>
+          <w:instrText xml:space="preserve"> PAGEREF _Toc243478661 \h </w:instrText>
         </w:r>
         <w:r>
           <w:rPr>
@@ -1428,7 +1426,7 @@
           <w:lang w:val="es-VE" w:eastAsia="es-VE"/>
         </w:rPr>
       </w:pPr>
-      <w:hyperlink w:anchor="_Toc243259358" w:history="1">
+      <w:hyperlink w:anchor="_Toc243478662" w:history="1">
         <w:r>
           <w:rPr>
             <w:rStyle w:val="Hipervnculo"/>
@@ -1455,7 +1453,7 @@
             <w:noProof/>
             <w:webHidden/>
           </w:rPr>
-          <w:instrText xml:space="preserve"> PAGEREF _Toc243259358 \h </w:instrText>
+          <w:instrText xml:space="preserve"> PAGEREF _Toc243478662 \h </w:instrText>
         </w:r>
         <w:r>
           <w:rPr>
@@ -1500,7 +1498,7 @@
           <w:lang w:val="es-VE" w:eastAsia="es-VE"/>
         </w:rPr>
       </w:pPr>
-      <w:hyperlink w:anchor="_Toc243259359" w:history="1">
+      <w:hyperlink w:anchor="_Toc243478663" w:history="1">
         <w:r>
           <w:rPr>
             <w:rStyle w:val="Hipervnculo"/>
@@ -1527,7 +1525,7 @@
             <w:noProof/>
             <w:webHidden/>
           </w:rPr>
-          <w:instrText xml:space="preserve"> PAGEREF _Toc243259359 \h </w:instrText>
+          <w:instrText xml:space="preserve"> PAGEREF _Toc243478663 \h </w:instrText>
         </w:r>
         <w:r>
           <w:rPr>
@@ -1572,7 +1570,7 @@
           <w:lang w:val="es-VE" w:eastAsia="es-VE"/>
         </w:rPr>
       </w:pPr>
-      <w:hyperlink w:anchor="_Toc243259360" w:history="1">
+      <w:hyperlink w:anchor="_Toc243478664" w:history="1">
         <w:r>
           <w:rPr>
             <w:rStyle w:val="Hipervnculo"/>
@@ -1599,7 +1597,7 @@
             <w:noProof/>
             <w:webHidden/>
           </w:rPr>
-          <w:instrText xml:space="preserve"> PAGEREF _Toc243259360 \h </w:instrText>
+          <w:instrText xml:space="preserve"> PAGEREF _Toc243478664 \h </w:instrText>
         </w:r>
         <w:r>
           <w:rPr>
@@ -1644,7 +1642,7 @@
           <w:lang w:val="es-VE" w:eastAsia="es-VE"/>
         </w:rPr>
       </w:pPr>
-      <w:hyperlink w:anchor="_Toc243259361" w:history="1">
+      <w:hyperlink w:anchor="_Toc243478665" w:history="1">
         <w:r>
           <w:rPr>
             <w:rStyle w:val="Hipervnculo"/>
@@ -1671,7 +1669,7 @@
             <w:noProof/>
             <w:webHidden/>
           </w:rPr>
-          <w:instrText xml:space="preserve"> PAGEREF _Toc243259361 \h </w:instrText>
+          <w:instrText xml:space="preserve"> PAGEREF _Toc243478665 \h </w:instrText>
         </w:r>
         <w:r>
           <w:rPr>
@@ -1716,7 +1714,7 @@
           <w:lang w:val="es-VE" w:eastAsia="es-VE"/>
         </w:rPr>
       </w:pPr>
-      <w:hyperlink w:anchor="_Toc243259362" w:history="1">
+      <w:hyperlink w:anchor="_Toc243478666" w:history="1">
         <w:r>
           <w:rPr>
             <w:rStyle w:val="Hipervnculo"/>
@@ -1743,7 +1741,7 @@
             <w:noProof/>
             <w:webHidden/>
           </w:rPr>
-          <w:instrText xml:space="preserve"> PAGEREF _Toc243259362 \h </w:instrText>
+          <w:instrText xml:space="preserve"> PAGEREF _Toc243478666 \h </w:instrText>
         </w:r>
         <w:r>
           <w:rPr>
@@ -1788,7 +1786,7 @@
           <w:lang w:val="es-VE" w:eastAsia="es-VE"/>
         </w:rPr>
       </w:pPr>
-      <w:hyperlink w:anchor="_Toc243259363" w:history="1">
+      <w:hyperlink w:anchor="_Toc243478667" w:history="1">
         <w:r>
           <w:rPr>
             <w:rStyle w:val="Hipervnculo"/>
@@ -1815,7 +1813,7 @@
             <w:noProof/>
             <w:webHidden/>
           </w:rPr>
-          <w:instrText xml:space="preserve"> PAGEREF _Toc243259363 \h </w:instrText>
+          <w:instrText xml:space="preserve"> PAGEREF _Toc243478667 \h </w:instrText>
         </w:r>
         <w:r>
           <w:rPr>
@@ -1860,7 +1858,7 @@
           <w:lang w:val="es-VE" w:eastAsia="es-VE"/>
         </w:rPr>
       </w:pPr>
-      <w:hyperlink w:anchor="_Toc243259364" w:history="1">
+      <w:hyperlink w:anchor="_Toc243478668" w:history="1">
         <w:r>
           <w:rPr>
             <w:rStyle w:val="Hipervnculo"/>
@@ -1887,7 +1885,7 @@
             <w:noProof/>
             <w:webHidden/>
           </w:rPr>
-          <w:instrText xml:space="preserve"> PAGEREF _Toc243259364 \h </w:instrText>
+          <w:instrText xml:space="preserve"> PAGEREF _Toc243478668 \h </w:instrText>
         </w:r>
         <w:r>
           <w:rPr>
@@ -1932,7 +1930,7 @@
           <w:lang w:val="es-VE" w:eastAsia="es-VE"/>
         </w:rPr>
       </w:pPr>
-      <w:hyperlink w:anchor="_Toc243259365" w:history="1">
+      <w:hyperlink w:anchor="_Toc243478669" w:history="1">
         <w:r>
           <w:rPr>
             <w:rStyle w:val="Hipervnculo"/>
@@ -1959,7 +1957,7 @@
             <w:noProof/>
             <w:webHidden/>
           </w:rPr>
-          <w:instrText xml:space="preserve"> PAGEREF _Toc243259365 \h </w:instrText>
+          <w:instrText xml:space="preserve"> PAGEREF _Toc243478669 \h </w:instrText>
         </w:r>
         <w:r>
           <w:rPr>
@@ -2004,7 +2002,7 @@
           <w:lang w:val="es-VE" w:eastAsia="es-VE"/>
         </w:rPr>
       </w:pPr>
-      <w:hyperlink w:anchor="_Toc243259366" w:history="1">
+      <w:hyperlink w:anchor="_Toc243478670" w:history="1">
         <w:r>
           <w:rPr>
             <w:rStyle w:val="Hipervnculo"/>
@@ -2031,7 +2029,7 @@
             <w:noProof/>
             <w:webHidden/>
           </w:rPr>
-          <w:instrText xml:space="preserve"> PAGEREF _Toc243259366 \h </w:instrText>
+          <w:instrText xml:space="preserve"> PAGEREF _Toc243478670 \h </w:instrText>
         </w:r>
         <w:r>
           <w:rPr>
@@ -2076,7 +2074,7 @@
           <w:lang w:val="es-VE" w:eastAsia="es-VE"/>
         </w:rPr>
       </w:pPr>
-      <w:hyperlink w:anchor="_Toc243259367" w:history="1">
+      <w:hyperlink w:anchor="_Toc243478671" w:history="1">
         <w:r>
           <w:rPr>
             <w:rStyle w:val="Hipervnculo"/>
@@ -2103,7 +2101,7 @@
             <w:noProof/>
             <w:webHidden/>
           </w:rPr>
-          <w:instrText xml:space="preserve"> PAGEREF _Toc243259367 \h </w:instrText>
+          <w:instrText xml:space="preserve"> PAGEREF _Toc243478671 \h </w:instrText>
         </w:r>
         <w:r>
           <w:rPr>
@@ -2153,7 +2151,7 @@
         <w:spacing w:before="120" w:after="40"/>
         <w:jc w:val="center"/>
       </w:pPr>
-      <w:bookmarkStart w:id="5" w:name="_Toc243259356"/>
+      <w:bookmarkStart w:id="5" w:name="_Toc243478660"/>
       <w:r>
         <w:rPr>
           <w:rFonts w:ascii="Times New Roman" w:eastAsia="Times New Roman" w:hAnsi="Times New Roman" w:cs="Times New Roman"/>
@@ -2488,7 +2486,7 @@
         <w:spacing w:before="120" w:after="40"/>
         <w:jc w:val="center"/>
       </w:pPr>
-      <w:bookmarkStart w:id="6" w:name="_Toc243259357"/>
+      <w:bookmarkStart w:id="6" w:name="_Toc243478661"/>
       <w:r>
         <w:rPr>
           <w:rFonts w:ascii="Times New Roman" w:eastAsia="Times New Roman" w:hAnsi="Times New Roman" w:cs="Times New Roman"/>
@@ -2521,7 +2519,7 @@
         <w:pStyle w:val="Ttulo2"/>
         <w:spacing w:before="120" w:after="40"/>
       </w:pPr>
-      <w:bookmarkStart w:id="7" w:name="_Toc243259358"/>
+      <w:bookmarkStart w:id="7" w:name="_Toc243478662"/>
       <w:r>
         <w:rPr>
           <w:rFonts w:ascii="Times New Roman" w:eastAsia="Times New Roman" w:hAnsi="Times New Roman" w:cs="Times New Roman"/>
@@ -3162,7 +3160,7 @@
         <w:pStyle w:val="Ttulo2"/>
         <w:spacing w:before="120" w:after="40"/>
       </w:pPr>
-      <w:bookmarkStart w:id="8" w:name="_Toc243259359"/>
+      <w:bookmarkStart w:id="8" w:name="_Toc243478663"/>
       <w:r>
         <w:rPr>
           <w:rFonts w:ascii="Times New Roman" w:eastAsia="Times New Roman" w:hAnsi="Times New Roman" w:cs="Times New Roman"/>
@@ -3712,7 +3710,7 @@
         <w:pStyle w:val="Ttulo2"/>
         <w:spacing w:before="120" w:after="40"/>
       </w:pPr>
-      <w:bookmarkStart w:id="9" w:name="_Toc243259360"/>
+      <w:bookmarkStart w:id="9" w:name="_Toc243478664"/>
       <w:r>
         <w:rPr>
           <w:rFonts w:ascii="Times New Roman" w:eastAsia="Times New Roman" w:hAnsi="Times New Roman" w:cs="Times New Roman"/>
@@ -4169,7 +4167,7 @@
         <w:pStyle w:val="Ttulo2"/>
         <w:spacing w:before="120" w:after="40"/>
       </w:pPr>
-      <w:bookmarkStart w:id="10" w:name="_Toc243259361"/>
+      <w:bookmarkStart w:id="10" w:name="_Toc243478665"/>
       <w:r>
         <w:rPr>
           <w:rFonts w:ascii="Times New Roman" w:eastAsia="Times New Roman" w:hAnsi="Times New Roman" w:cs="Times New Roman"/>
@@ -4626,7 +4624,7 @@
         <w:pStyle w:val="Ttulo2"/>
         <w:spacing w:before="120" w:after="40"/>
       </w:pPr>
-      <w:bookmarkStart w:id="11" w:name="_Toc243259362"/>
+      <w:bookmarkStart w:id="11" w:name="_Toc243478666"/>
       <w:r>
         <w:rPr>
           <w:rFonts w:ascii="Times New Roman" w:eastAsia="Times New Roman" w:hAnsi="Times New Roman" w:cs="Times New Roman"/>
@@ -5644,7 +5642,7 @@
         <w:pStyle w:val="Ttulo2"/>
         <w:spacing w:before="120" w:after="40"/>
       </w:pPr>
-      <w:bookmarkStart w:id="12" w:name="_Toc243259363"/>
+      <w:bookmarkStart w:id="12" w:name="_Toc243478667"/>
       <w:r>
         <w:rPr>
           <w:rFonts w:ascii="Times New Roman" w:eastAsia="Times New Roman" w:hAnsi="Times New Roman" w:cs="Times New Roman"/>
@@ -5901,7 +5899,7 @@
         <w:pStyle w:val="Ttulo2"/>
         <w:spacing w:before="120" w:after="40"/>
       </w:pPr>
-      <w:bookmarkStart w:id="13" w:name="_Toc243259364"/>
+      <w:bookmarkStart w:id="13" w:name="_Toc243478668"/>
       <w:r>
         <w:rPr>
           <w:rFonts w:ascii="Times New Roman" w:eastAsia="Times New Roman" w:hAnsi="Times New Roman" w:cs="Times New Roman"/>
@@ -6566,7 +6564,7 @@
         <w:spacing w:before="120" w:after="40"/>
         <w:jc w:val="center"/>
       </w:pPr>
-      <w:bookmarkStart w:id="14" w:name="_Toc243259365"/>
+      <w:bookmarkStart w:id="14" w:name="_Toc243478669"/>
       <w:r>
         <w:rPr>
           <w:rFonts w:ascii="Times New Roman" w:eastAsia="Times New Roman" w:hAnsi="Times New Roman" w:cs="Times New Roman"/>
@@ -6590,7 +6588,7 @@
         <w:spacing w:before="120" w:after="40"/>
         <w:jc w:val="center"/>
       </w:pPr>
-      <w:bookmarkStart w:id="15" w:name="_Toc243259366"/>
+      <w:bookmarkStart w:id="15" w:name="_Toc243478670"/>
       <w:r>
         <w:rPr>
           <w:rFonts w:ascii="Times New Roman" w:eastAsia="Times New Roman" w:hAnsi="Times New Roman" w:cs="Times New Roman"/>
@@ -6838,7 +6836,7 @@
         <w:spacing w:before="120" w:after="40"/>
         <w:jc w:val="center"/>
       </w:pPr>
-      <w:bookmarkStart w:id="16" w:name="_Toc243259367"/>
+      <w:bookmarkStart w:id="16" w:name="_Toc243478671"/>
       <w:r>
         <w:rPr>
           <w:rFonts w:ascii="Times New Roman" w:eastAsia="Times New Roman" w:hAnsi="Times New Roman" w:cs="Times New Roman"/>
@@ -19613,7 +19611,7 @@
 </file>
 
 <file path=customXml/itemProps1.xml><?xml version="1.0" encoding="utf-8"?>
-<ds:datastoreItem xmlns:ds="http://schemas.openxmlformats.org/officeDocument/2006/customXml" ds:itemID="{99CC1FF1-538B-4138-B29D-436425880B2D}">
+<ds:datastoreItem xmlns:ds="http://schemas.openxmlformats.org/officeDocument/2006/customXml" ds:itemID="{CD3A3616-3B3A-485A-9494-55367FB84CBF}">
   <ds:schemaRefs>
     <ds:schemaRef ds:uri="http://schemas.openxmlformats.org/officeDocument/2006/bibliography"/>
   </ds:schemaRefs>
